--- a/example_articles/states/Georgia/2.states_Georgia_New_York_Times.docx
+++ b/example_articles/states/Georgia/2.states_Georgia_New_York_Times.docx
@@ -27,17 +27,17 @@
     </w:p>
     <w:p>
       <w:r>
-        <w:t>Source File: NYT/24.DOCX</w:t>
+        <w:t>Source file: NYT/24.DOCX</w:t>
       </w:r>
     </w:p>
     <w:p>
       <w:r>
-        <w:t>Raw locations result: ['Georgia']</w:t>
+        <w:t>Raw locations result, 'locations': ['Georgia']</w:t>
       </w:r>
     </w:p>
     <w:p>
       <w:r>
-        <w:t>states_stand_flat (Standardized): Georgia</w:t>
+        <w:t>Standardized locations result, 'states_stand_flat': Georgia</w:t>
       </w:r>
     </w:p>
     <w:p>

--- a/example_articles/states/Georgia/2.states_Georgia_New_York_Times.docx
+++ b/example_articles/states/Georgia/2.states_Georgia_New_York_Times.docx
@@ -7,7 +7,7 @@
         <w:pStyle w:val="Heading1"/>
       </w:pPr>
       <w:r>
-        <w:t>Pop and Jazz in Review</w:t>
+        <w:t>Workers Find It Tough Going Filing Lawsuits Over Job Bias</w:t>
       </w:r>
     </w:p>
     <w:p>
@@ -17,17 +17,17 @@
     </w:p>
     <w:p>
       <w:r>
-        <w:t>Date: 1992-12-03</w:t>
+        <w:t>Date: 1991-07-24</w:t>
       </w:r>
     </w:p>
     <w:p>
       <w:r>
-        <w:t>Section: Section C;; Section C; Page 16; Column 6; Cultural Desk; Column 6;; Review</w:t>
+        <w:t>Section: Section A;; Section A; Page 1; Column 1; National Desk; Column 1;</w:t>
       </w:r>
     </w:p>
     <w:p>
       <w:r>
-        <w:t>Source file: NYT/24.DOCX</w:t>
+        <w:t>Source file: NYT/37.DOCX</w:t>
       </w:r>
     </w:p>
     <w:p>
@@ -49,17 +49,99 @@
     </w:p>
     <w:p>
       <w:r>
-        <w:t>Kentucky Headhunters</w:t>
+        <w:t>John Henry Smith Sr., a black employee of the Dougherty County Health Department, wanted to sue his employer with a claim of racial bias when he was passed over for a promotion. But, like an increasing number of people who want to file such suits, he could not afford the up-front cost of a lawyer and could not find one willing to take his case on a contingency basis.</w:t>
         <w:br/>
-        <w:t>Lone Star Roadhouse</w:t>
+        <w:t>He tried several lawyers in Albany. Then he tried in Athens, Atlanta, Columbus and Macon. The last one turned him down two weeks before the statute of limitations on his case was to run out.</w:t>
         <w:br/>
-        <w:t>240 West 52d Street</w:t>
+        <w:t xml:space="preserve"> </w:t>
         <w:br/>
-        <w:t>The Kentucky Headhunters are pot-bellied and proud. True, only a couple of these five Southern boogie masters actually show a paunch, but attitude-wise, they aren't afraid of a little flesh and like to throw that weight around. The Headhunters' stomping country rock is practically a manifesto for down-home white male working-class pride, music that would make a perfect soundtrack to a wildman weekend.</w:t>
+        <w:t>'You Educate Yourself'</w:t>
         <w:br/>
-        <w:t>The Headhunters' party music is hardly original, as the group's Tuesday-night set made clear. Fun matters more than innovation in their beer-drinkin', woman-lovin' world.  Alternating timeworn covers like Chuck Berry's "Little Queenie" and Hank Williams's "Oh Lonesome Me" with their own post-Allman Brothers barroom rock, the group gave the audience just what it had come for: a righteous excuse to party.</w:t>
+        <w:t xml:space="preserve"> Frantic, Mr. Smith decided to represent himself, though he is a high school dropout with a General Educational Development certificate. So far, by spending late nights in the local courthouse library, reading law books, Mr. Smith has managed to file the necessary court papers.</w:t>
         <w:br/>
-        <w:t>The Headhunters showed a debt to hard rock, as well. Greg Martin took every available opportunity to launch into a wailing guitar solo, and Mark Orr's blues vocals owed more to Robert Plant than to Muddy Waters. The show's highlight came at the end of the set, when Fred Young threw up his drumsticks and finished his lengthy drum solo with his bare hands. It seemed that Iron John had been reincarnated once again, this time possessing the keys to a Ford pickup truck.</w:t>
+        <w:t>"It takes a whole lot of time cause you don't know what you're doing," he said. "But you kind of educate yourself as you go along."</w:t>
+        <w:br/>
+        <w:t>As the nation wrestles intellectually and politically with the issue of civil rights, the legal system appears to be growing increasingly inhospitable toward individual race and sex discrimination cases. Lawyers more and more are turning away such cases, say experts in employment law and lawyers representing plaintiffs and employers.</w:t>
+        <w:br/>
+        <w:t>They say the cases are time-consuming, difficult to win and bring far less money than other civil litigation like personal-injury suits, which permit punitive damages.</w:t>
+        <w:br/>
+        <w:t>Lawyers themselves say, moreover, that they face increasingly conservative judges who are bored by, if not downright hostile to, such cases.</w:t>
+        <w:br/>
+        <w:t>While much of the evidence is anecdotal, a survey conducted in May by the National Employment Lawyers Association, a group made up of about 1,000 lawyers for plaintiffs, found that 44 percent of its members rejected more than 90 percent of the job-discrimination cases that had been brought to them.</w:t>
+        <w:br/>
+        <w:t xml:space="preserve"> </w:t>
+        <w:br/>
+        <w:t>Some Appointed Counsel</w:t>
+        <w:br/>
+        <w:t xml:space="preserve"> Last year, a committee of lawyers and judges appointed by Congress to study the Federal court system noted that the monetary stakes in some job-discrimination cases might be so small that "even with the potential to recover attorneys fees, claimants sometimes find it difficult to litigate in Federal court because they cannot find counsel to take their cases."</w:t>
+        <w:br/>
+        <w:t>Sometimes, but not often, plaintiffs who cannot find lawyers receive court-appointed counsel. Sometimes they then elect to represent themselves, though they tend to be unschooled in the complexities of the law.</w:t>
+        <w:br/>
+        <w:t>"They're getting killed in court," Jeanette Johnson, a civil rights lawyer in Dallas, said of the poor blacks and women who represent themselves. "It's like sheep to the slaughter."</w:t>
+        <w:br/>
+        <w:t>Most often, experts say, those who seek to bring such cases simply abandon the thought of getting any redress in the Federal courts.</w:t>
+        <w:br/>
+        <w:t>"What happens is that they end up not being able to enforce their rights," said Lex Larson, president of Employment Law Research, a North Carolina concern that publishes manuals on labor law. "They go out and find another job, and forget the whole thing."</w:t>
+        <w:br/>
+        <w:t xml:space="preserve"> </w:t>
+        <w:br/>
+        <w:t>High Court's Effect</w:t>
+        <w:br/>
+        <w:t xml:space="preserve"> Experts say the growing reluctance of lawyers to take on job-bias claims is a trend that was intensified by a number of Supreme Court decisions making it harder for plaintiffs to bring such cases. A bill to reverse these decisions has been stalled in Congress by a dispute over whether it would compel employers to adopt hiring and promotion quotas.</w:t>
+        <w:br/>
+        <w:t>Many lawyers say they are hampered by two Supreme Court decisions. The first, in 1982, limited their ability to bring large and potentially lucrative suits on behalf of whole classes of plaintiffs; the second, in 1989, virtually barred them from winning large monetary awards in race-discrimination suits, except those involving hiring. Claims alleging bias in hiring are a small minority of job-bias suits.</w:t>
+        <w:br/>
+        <w:t>Plaintiffs' lawyers say they end up representing small individual claims brought by poor or working-class blacks or women who often cannot pay their normal rates. If they prevail, they say they often end up squabbling with judges over how much the losing party must pay them in fees.</w:t>
+        <w:br/>
+        <w:t>"It's extremely difficult to earn a living in employment discrimination, virtually impossible," said Martha Pearson, an Atlanta lawyer who last November, after 10 years, quit a firm that represents plaintiffs in job-bias cases and joined a firm that represents local school boards in Georgia.</w:t>
+        <w:br/>
+        <w:t xml:space="preserve"> </w:t>
+        <w:br/>
+        <w:t>Difficulty With Suits</w:t>
+        <w:br/>
+        <w:t xml:space="preserve"> Amy Totenberg, an Atlanta lawyer who has been litigating job discrimination for 14 years, said: "The case has to be so excellent, and you're looking for someone who has some resources to finance it. So automatically you're looking at upper-middle-class people or middle-class plaintiffs."</w:t>
+        <w:br/>
+        <w:t>Even some lawyers who represent employers acknowledge the difficulty in plaintiffs' winning discrimination suits and the difficulty for lawyers to earn a living handling such cases.</w:t>
+        <w:br/>
+        <w:t>"You don't have the big easy class-action cases you had in the 1970's and 1980's, where you could get a big dollar settlement and attorneys fees over relatively simple issues," said Lawrence Z. Lorber, a Washington lawyer who represents large corporations. "Now, there are testing cases where you need experts and a lot of up-front money. It's an arena where the targets are fewer, the issues are more complex and the litigation takes longer, because the courts are jammed."</w:t>
+        <w:br/>
+        <w:t>Plaintiffs who must fend for themselves in Federal court enter a bewildering world of procedures and jargon that make small-claims court seem user-friendly by comparison.</w:t>
+        <w:br/>
+        <w:t>With legal papers spread before her on a mahogany table, Muarlean Edwards of Albany prepared to represent herself in a job-discrimination lawsuit against a local hospital.</w:t>
+        <w:br/>
+        <w:t>But when a visitor asked her whether the hospital's lawyers had filed a motion for summary judgment, a routine legal maneuver asking the judge to quickly decide the case in the defendant's favor, Mrs. Edwards's face went blank.</w:t>
+        <w:br/>
+        <w:t>"What is that?" she asked. "Is that when they set how much you're going to get?"</w:t>
+        <w:br/>
+        <w:t xml:space="preserve"> </w:t>
+        <w:br/>
+        <w:t>Big Backlog in Agency</w:t>
+        <w:br/>
+        <w:t xml:space="preserve"> While private lawyers seem more and more reluctant to take race- and sex-bias cases, the Federal Government is not picking up the slack. In the 1990 fiscal year, the Equal Employment Opportunity Commission, the Federal agency charged with enforcing job-discrimination laws, filed 524 lawsuits in Federal courts. While this is an increase over the 486 suits in 1989, the agency has a backlog of about 45,000 cases that have yet to be even investigated.</w:t>
+        <w:br/>
+        <w:t>Unless the plaintiff cannot find representation elsewhere, current Federal regulations preclude Legal Aid Societies that receive Federal funds from taking on cases, like employment-discrimination lawsuits, that can generate fees for lawyers.</w:t>
+        <w:br/>
+        <w:t>Because of these rules, these agencies concentrate their limited resources on other areas of civil litigation, like family law, welfare rights and landlord-tenant disputes, said Clinton Lyons, executive director of the National Legal Aid and Defenders Association, a group representing Legal Aid Societies and public defenders offices. As a result, Mr. Lyons said, lawyers in these agencies tend not to have the expertise to handle job-bias suits.</w:t>
+        <w:br/>
+        <w:t xml:space="preserve"> </w:t>
+        <w:br/>
+        <w:t>Nor Bar to Age-Bias Cases</w:t>
+        <w:br/>
+        <w:t xml:space="preserve"> In contrast to race- and sex-discrimination cases, lawyers say there is little hesitation in taking on clients who claim age discrimination. Those cases tend to be more lucrative because, under Federal law, juries can award monetary damages equal to twice the amount of back pay that was lost because of the discrimination. Also plaintiffs in age-bias cases, who are often white male executives who have lost their jobs as a result of a company cutting management positions, are more attractive clients than blacks, Hispanics or working-class women, some lawyers say.</w:t>
+        <w:br/>
+        <w:t>"Age discrimination is still the white males preserve," said a Washington lawyer who represents employers, speaking on condition of anonymity. "Typically, the plaintiff is a middle- or upper-management employee who has been laid off. They are much more sympathetic figures to juries. More importantly, they make bigger salaries so they can pay the upfront costs of litigation. And, if you win and get a back pay award, the amount the lawyer gets is even bigger."</w:t>
+        <w:br/>
+        <w:t>For now, plaintiffs like Mr. Smith who are walking into court alone must rely on their own common sense and perhaps a sympathethic ear on the bench.</w:t>
+        <w:br/>
+        <w:t>"I hope to keep going until the judge tells me this isn't right, do something else," Mr. Smith said. "I couldn't live with myself if I stopped now."</w:t>
+        <w:br/>
+        <w:br/>
+        <w:t>Graphic</w:t>
+        <w:br/>
+        <w:br/>
+        <w:t xml:space="preserve"> </w:t>
+        <w:br/>
+        <w:t>Photo: A recent survey by the National Employment Lawyers Association found that 44 percent of its members rejected more than 90 percent of the job-discrimination cases that had been brought to them. "The case has to be so excellent," said Amy Totenberg, an Atlanta lawyer who has been litigating job discrimination for 14 years, "and you're looking for someone who has some resources to finance it." (Ken Hawkins for The New York Times) (pg. A17)</w:t>
       </w:r>
     </w:p>
     <w:sectPr>

--- a/example_articles/states/Georgia/2.states_Georgia_New_York_Times.docx
+++ b/example_articles/states/Georgia/2.states_Georgia_New_York_Times.docx
@@ -7,7 +7,7 @@
         <w:pStyle w:val="Heading1"/>
       </w:pPr>
       <w:r>
-        <w:t>Workers Find It Tough Going Filing Lawsuits Over Job Bias</w:t>
+        <w:t>Elizabeth Warren Makes Pitch to Black Women In Speech About Racial Inequities</w:t>
       </w:r>
     </w:p>
     <w:p>
@@ -17,17 +17,17 @@
     </w:p>
     <w:p>
       <w:r>
-        <w:t>Date: 1991-07-24</w:t>
+        <w:t>Date: 2019-11-21</w:t>
       </w:r>
     </w:p>
     <w:p>
       <w:r>
-        <w:t>Section: Section A;; Section A; Page 1; Column 1; National Desk; Column 1;</w:t>
+        <w:t>Section: US; politics</w:t>
       </w:r>
     </w:p>
     <w:p>
       <w:r>
-        <w:t>Source file: NYT/37.DOCX</w:t>
+        <w:t>Source file: NYT/16.DOCX</w:t>
       </w:r>
     </w:p>
     <w:p>
@@ -49,99 +49,75 @@
     </w:p>
     <w:p>
       <w:r>
-        <w:t>John Henry Smith Sr., a black employee of the Dougherty County Health Department, wanted to sue his employer with a claim of racial bias when he was passed over for a promotion. But, like an increasing number of people who want to file such suits, he could not afford the up-front cost of a lawyer and could not find one willing to take his case on a contingency basis.</w:t>
+        <w:t>In events across Atlanta, Ms. Warren, Bernie Sanders and others described how they would address the concerns and priorities of black voters.</w:t>
         <w:br/>
-        <w:t>He tried several lawyers in Albany. Then he tried in Athens, Atlanta, Columbus and Macon. The last one turned him down two weeks before the statute of limitations on his case was to run out.</w:t>
+        <w:t>ATLANTA — One day after a televised debate featuring significant exchanges about race, Democratic presidential candidates fanned out across this capital of black political power to pitch their message to black voters and send a clear signal: Former Vice President Joseph R. Biden Jr. should not take support from African-Americans for granted.</w:t>
         <w:br/>
-        <w:t xml:space="preserve"> </w:t>
+        <w:t>Mr. Biden's strength with black voters has been a key force in helping him maintain a polling edge in the race, even as the candidacies of Senators Elizabeth Warren of Massachusetts and            Bernie Sanders of Vermont ascended among progressives. But on Thursday, both challengers — as well as Senators            Kamala Harris and            Cory Booker, two black candidates in the race, and other contenders — made explicit appeals about how they would address concerns and priorities of black voters.</w:t>
         <w:br/>
-        <w:t>'You Educate Yourself'</w:t>
+        <w:t xml:space="preserve">Ms. Warren, who is Mr. Biden's leading rival in many state and national polls, took direct aim at his reliance on black support by delivering one of her biggest speeches of the campaign, describing how governments and powerful corporations use racism and racial injustice as a wedge to divide working-class people. And she argued that it was time for the nation's policies to include specific correctives to address discrimination. </w:t>
         <w:br/>
-        <w:t xml:space="preserve"> Frantic, Mr. Smith decided to represent himself, though he is a high school dropout with a General Educational Development certificate. So far, by spending late nights in the local courthouse library, reading law books, Mr. Smith has managed to file the necessary court papers.</w:t>
+        <w:t>"Don't talk about race-neutral laws," she said at a rally on Thursday evening at Clark Atlanta University, a historically black institution. "The federal government helped create the racial divide in this country through decades of active, state-sponsored discrimination, and that means the federal government has a responsibility to fix it."</w:t>
         <w:br/>
-        <w:t>"It takes a whole lot of time cause you don't know what you're doing," he said. "But you kind of educate yourself as you go along."</w:t>
+        <w:t>"The rich and the powerful want us to be afraid of each other," Ms. Warren told the crowd. "And why? Because they are afraid of us. Afraid of our numbers. Afraid of seeing us stand together."</w:t>
         <w:br/>
-        <w:t>As the nation wrestles intellectually and politically with the issue of civil rights, the legal system appears to be growing increasingly inhospitable toward individual race and sex discrimination cases. Lawyers more and more are turning away such cases, say experts in employment law and lawyers representing plaintiffs and employers.</w:t>
+        <w:t>Ms. Warren also spoke directly to white voters, and pushed back on the notion that racial equity comes at the cost of white Americans.</w:t>
         <w:br/>
-        <w:t>They say the cases are time-consuming, difficult to win and bring far less money than other civil litigation like personal-injury suits, which permit punitive damages.</w:t>
+        <w:t>"I just want to speak directly to the question on some white people's minds when we talk about the need to address what our government has done in black communities: the uncomfortable question of, 'What will this mean for me?'" Ms. Warren said. "The truth is, when we come together, we can all move forward."</w:t>
         <w:br/>
-        <w:t>Lawyers themselves say, moreover, that they face increasingly conservative judges who are bored by, if not downright hostile to, such cases.</w:t>
+        <w:t>Ms. Warren's speech was a thematic continuation of her rally in New York City in September, when she used the Triangle shirtwaist factory fire of 1911 to tell a story of government regulation and the political power of women's voices. In her speech on Thursday Ms. Warren leaned on history again, citing the black women-led strike of Atlanta washerwomen in 1881.</w:t>
         <w:br/>
-        <w:t>While much of the evidence is anecdotal, a survey conducted in May by the National Employment Lawyers Association, a group made up of about 1,000 lawyers for plaintiffs, found that 44 percent of its members rejected more than 90 percent of the job-discrimination cases that had been brought to them.</w:t>
+        <w:t>Ms. Warren was introduced by Representative Ayanna S. Pressley of Massachusetts, the black lawmaker who has become one of Ms. Warren's top surrogates after her recent endorsement. Ms. Pressley helped Ms. Warren            calm a group of pro-charter school protesters who disrupted her speech.</w:t>
         <w:br/>
-        <w:t xml:space="preserve"> </w:t>
+        <w:t>Earlier that day, several other candidates also targeted black voters, speaking at a breakfast held by the Rev. Al Sharpton's National Action Network. Ms. Harris attended a "black women power breakfast" with several of Atlanta's leading black women professionals. And Mr. Sanders also held a rally on the campus of a historically black college.</w:t>
         <w:br/>
-        <w:t>Some Appointed Counsel</w:t>
+        <w:t>At Morehouse College, standing near a statue of the Rev. Dr. Martin Luther King Jr., Mr. Sanders invoked his own background in a pitch to black voters. As a Jewish man whose family escaped Nazi Germany, he learned about the cruelties of racism through his family's stories of fleeing discrimination, he said.</w:t>
         <w:br/>
-        <w:t xml:space="preserve"> Last year, a committee of lawyers and judges appointed by Congress to study the Federal court system noted that the monetary stakes in some job-discrimination cases might be so small that "even with the potential to recover attorneys fees, claimants sometimes find it difficult to litigate in Federal court because they cannot find counsel to take their cases."</w:t>
+        <w:t>"A lot of people in my father's family did not make it out of Poland, and they were murdered by the father of white supremacy, Adolf Hitler," he said.</w:t>
         <w:br/>
-        <w:t>Sometimes, but not often, plaintiffs who cannot find lawyers receive court-appointed counsel. Sometimes they then elect to represent themselves, though they tend to be unschooled in the complexities of the law.</w:t>
+        <w:t>Black voters are an important constituency in the Democratic Party, and the candidate who has won a majority of the black vote has almost always gone on to be the party's nominee. But in a race with multiple black candidates and with white candidates promising policies specifically addressing racial inequities, the diversity of the black electorate — with respect to age, gender, education levels and ideology — has been on display.</w:t>
         <w:br/>
-        <w:t>"They're getting killed in court," Jeanette Johnson, a civil rights lawyer in Dallas, said of the poor blacks and women who represent themselves. "It's like sheep to the slaughter."</w:t>
+        <w:t>Still, it has been difficult for candidates to wrest black support away from Mr. Biden. He has been buttressed by sky-high name recognition, association with former President Barack Obama and his promise that he is best suited to win the white working-class voters who helped deliver the last election to President Trump.</w:t>
         <w:br/>
-        <w:t>Most often, experts say, those who seek to bring such cases simply abandon the thought of getting any redress in the Federal courts.</w:t>
+        <w:t>On Thursday, Mr. Biden met with a group of black mayors, including Keisha Lance Bottoms of Atlanta, who has endorsed him, before leaving for a town hall event in South Carolina, an early primary state where he leads in the polls.</w:t>
         <w:br/>
-        <w:t>"What happens is that they end up not being able to enforce their rights," said Lex Larson, president of Employment Law Research, a North Carolina concern that publishes manuals on labor law. "They go out and find another job, and forget the whole thing."</w:t>
+        <w:t>Speaking to reporters in Atlanta, Mr. Biden cited his long relationship with the African-American community in Delaware when asked about his support among black voters. "I've always been comfortable in the community, and I think that the community's always been comfortable with me," Mr. Biden said.</w:t>
         <w:br/>
-        <w:t xml:space="preserve"> </w:t>
+        <w:t>In Wednesday night's debate, Mr. Booker criticized Mr. Biden for his opposition to legalizing marijuana, noting that black marijuana users are more frequently penalized than white ones.</w:t>
         <w:br/>
-        <w:t>High Court's Effect</w:t>
+        <w:t>"Black voters are pissed off and they're worried," Mr. Booker said, adding that while he had "a lot of respect" for Mr. Biden, "this week I hear him literally say that 'I don't think we should legalize marijuana.'"</w:t>
         <w:br/>
-        <w:t xml:space="preserve"> Experts say the growing reluctance of lawyers to take on job-bias claims is a trend that was intensified by a number of Supreme Court decisions making it harder for plaintiffs to bring such cases. A bill to reverse these decisions has been stalled in Congress by a dispute over whether it would compel employers to adopt hiring and promotion quotas.</w:t>
+        <w:t>Looking directly at Mr. Biden, Mr. Booker said, "I thought you might have been high when you said it."</w:t>
         <w:br/>
-        <w:t>Many lawyers say they are hampered by two Supreme Court decisions. The first, in 1982, limited their ability to bring large and potentially lucrative suits on behalf of whole classes of plaintiffs; the second, in 1989, virtually barred them from winning large monetary awards in race-discrimination suits, except those involving hiring. Claims alleging bias in hiring are a small minority of job-bias suits.</w:t>
+        <w:t>At a ministers' breakfast meeting sponsored by the National Action Network, Mr. Booker continued his pitch a day later as the best candidate to address racial inequities in the economy and criminal justice.</w:t>
         <w:br/>
-        <w:t>Plaintiffs' lawyers say they end up representing small individual claims brought by poor or working-class blacks or women who often cannot pay their normal rates. If they prevail, they say they often end up squabbling with judges over how much the losing party must pay them in fees.</w:t>
+        <w:t>"The black-white wealth gap is growing. The leading cause of death for African-American boys and men is murder," Mr. Booker said. "We are at a point now that there's more African-Americans under criminal supervision than all the slaves in 1850."</w:t>
         <w:br/>
-        <w:t>"It's extremely difficult to earn a living in employment discrimination, virtually impossible," said Martha Pearson, an Atlanta lawyer who last November, after 10 years, quit a firm that represents plaintiffs in job-bias cases and joined a firm that represents local school boards in Georgia.</w:t>
+        <w:t>In impassioned remarks colored with scripture, Mr. Booker said the country needed to "ensure that the next president of the United States doesn't have an academic appreciation of these issues, but actually has a passion, has an instinctual connection — is someone that we can trust to bring these issues to the front and center of the national agenda."</w:t>
         <w:br/>
-        <w:t xml:space="preserve"> </w:t>
+        <w:t>A number of other candidates also toured Atlanta, making a concerted pitch to black voters. Senator Amy Klobuchar of Minnesota, Mayor            Pete Buttigieg of South Bend, Ind., the entrepreneur            Andrew Yang and the billionaire former hedge fund manager            Tom Steyer attended Mr. Sharpton's breakfast, too.</w:t>
         <w:br/>
-        <w:t>Difficulty With Suits</w:t>
+        <w:t>Mr. Buttigieg sought to establish common ground with the black audience, pointing out that, as a gay man, he had benefited from black activism during the civil rights movement.</w:t>
         <w:br/>
-        <w:t xml:space="preserve"> Amy Totenberg, an Atlanta lawyer who has been litigating job discrimination for 14 years, said: "The case has to be so excellent, and you're looking for someone who has some resources to finance it. So automatically you're looking at upper-middle-class people or middle-class plaintiffs."</w:t>
+        <w:t>But he has struggled to build support among this constituency. A recent South Carolina poll showed he is the choice of fewer than 1 percent of black likely Democratic voters there.</w:t>
         <w:br/>
-        <w:t>Even some lawyers who represent employers acknowledge the difficulty in plaintiffs' winning discrimination suits and the difficulty for lawyers to earn a living handling such cases.</w:t>
+        <w:t>Ms. Harris held a morning breakfast event for black women in Atlanta. Though her candidacy has fallen from its once front-runner status, Ms. Harris made clear that she remains the only black woman in the race, and pitched herself as someone who can uniquely understand black communities.</w:t>
         <w:br/>
-        <w:t>"You don't have the big easy class-action cases you had in the 1970's and 1980's, where you could get a big dollar settlement and attorneys fees over relatively simple issues," said Lawrence Z. Lorber, a Washington lawyer who represents large corporations. "Now, there are testing cases where you need experts and a lot of up-front money. It's an arena where the targets are fewer, the issues are more complex and the litigation takes longer, because the courts are jammed."</w:t>
+        <w:t>Ms. Harris said her criminal justice record was better than those of the race's white front-runners.</w:t>
         <w:br/>
-        <w:t>Plaintiffs who must fend for themselves in Federal court enter a bewildering world of procedures and jargon that make small-claims court seem user-friendly by comparison.</w:t>
+        <w:t>"There are people on that debate stage who wrote the crime bill, who voted for the crime bill  who have not had the language to know what this is about until just the last couple years. Are you kidding me?" Ms. Harris said. "Where were these folks when I was creating a national model around what we need to do to end mass incarceration and the war on drugs?"</w:t>
         <w:br/>
-        <w:t>With legal papers spread before her on a mahogany table, Muarlean Edwards of Albany prepared to represent herself in a job-discrimination lawsuit against a local hospital.</w:t>
+        <w:t>At the debate, Mr. Biden touted his support among black voters, saying, "I come out of the black community in terms of my support." But then he mistakenly said he had the endorsement of the "only African-American woman that had ever been elected to the United States Senate."</w:t>
         <w:br/>
-        <w:t>But when a visitor asked her whether the hospital's lawyers had filed a motion for summary judgment, a routine legal maneuver asking the judge to quickly decide the case in the defendant's favor, Mrs. Edwards's face went blank.</w:t>
+        <w:t>He was apparently referring to former Senator Carol Moseley Braun of Illinois — the first black woman to become a senator.</w:t>
         <w:br/>
-        <w:t>"What is that?" she asked. "Is that when they set how much you're going to get?"</w:t>
+        <w:t xml:space="preserve">He failed to mention Ms. Harris, the second black woman elected to the Senate, who was standing on the same stage. </w:t>
         <w:br/>
-        <w:t xml:space="preserve"> </w:t>
+        <w:t>Stephanie Saul contributed reporting from New York.</w:t>
         <w:br/>
-        <w:t>Big Backlog in Agency</w:t>
+        <w:t xml:space="preserve">Thomas Kaplan contributed reporting. </w:t>
         <w:br/>
-        <w:t xml:space="preserve"> While private lawyers seem more and more reluctant to take race- and sex-bias cases, the Federal Government is not picking up the slack. In the 1990 fiscal year, the Equal Employment Opportunity Commission, the Federal agency charged with enforcing job-discrimination laws, filed 524 lawsuits in Federal courts. While this is an increase over the 486 suits in 1989, the agency has a backlog of about 45,000 cases that have yet to be even investigated.</w:t>
-        <w:br/>
-        <w:t>Unless the plaintiff cannot find representation elsewhere, current Federal regulations preclude Legal Aid Societies that receive Federal funds from taking on cases, like employment-discrimination lawsuits, that can generate fees for lawyers.</w:t>
-        <w:br/>
-        <w:t>Because of these rules, these agencies concentrate their limited resources on other areas of civil litigation, like family law, welfare rights and landlord-tenant disputes, said Clinton Lyons, executive director of the National Legal Aid and Defenders Association, a group representing Legal Aid Societies and public defenders offices. As a result, Mr. Lyons said, lawyers in these agencies tend not to have the expertise to handle job-bias suits.</w:t>
-        <w:br/>
-        <w:t xml:space="preserve"> </w:t>
-        <w:br/>
-        <w:t>Nor Bar to Age-Bias Cases</w:t>
-        <w:br/>
-        <w:t xml:space="preserve"> In contrast to race- and sex-discrimination cases, lawyers say there is little hesitation in taking on clients who claim age discrimination. Those cases tend to be more lucrative because, under Federal law, juries can award monetary damages equal to twice the amount of back pay that was lost because of the discrimination. Also plaintiffs in age-bias cases, who are often white male executives who have lost their jobs as a result of a company cutting management positions, are more attractive clients than blacks, Hispanics or working-class women, some lawyers say.</w:t>
-        <w:br/>
-        <w:t>"Age discrimination is still the white males preserve," said a Washington lawyer who represents employers, speaking on condition of anonymity. "Typically, the plaintiff is a middle- or upper-management employee who has been laid off. They are much more sympathetic figures to juries. More importantly, they make bigger salaries so they can pay the upfront costs of litigation. And, if you win and get a back pay award, the amount the lawyer gets is even bigger."</w:t>
-        <w:br/>
-        <w:t>For now, plaintiffs like Mr. Smith who are walking into court alone must rely on their own common sense and perhaps a sympathethic ear on the bench.</w:t>
-        <w:br/>
-        <w:t>"I hope to keep going until the judge tells me this isn't right, do something else," Mr. Smith said. "I couldn't live with myself if I stopped now."</w:t>
-        <w:br/>
-        <w:br/>
-        <w:t>Graphic</w:t>
-        <w:br/>
-        <w:br/>
-        <w:t xml:space="preserve"> </w:t>
-        <w:br/>
-        <w:t>Photo: A recent survey by the National Employment Lawyers Association found that 44 percent of its members rejected more than 90 percent of the job-discrimination cases that had been brought to them. "The case has to be so excellent," said Amy Totenberg, an Atlanta lawyer who has been litigating job discrimination for 14 years, "and you're looking for someone who has some resources to finance it." (Ken Hawkins for The New York Times) (pg. A17)</w:t>
+        <w:t>PHOTOS: Senator Elizabeth Warren argued that it was time for the nation's policies to include specific correctives to address discrimination. (PHOTOGRAPH BY RUTH FREMSON/THE NEW YORK TIMES); Senator Cory Booker, coming off a strong debate showing, spoke at the National Action Network Southeast Regional Conference. (PHOTOGRAPH BY DUSTIN CHAMBERS FOR THE NEW YORK TIMES)</w:t>
       </w:r>
     </w:p>
     <w:sectPr>

--- a/example_articles/states/Georgia/2.states_Georgia_New_York_Times.docx
+++ b/example_articles/states/Georgia/2.states_Georgia_New_York_Times.docx
@@ -7,7 +7,7 @@
         <w:pStyle w:val="Heading1"/>
       </w:pPr>
       <w:r>
-        <w:t>Elizabeth Warren Makes Pitch to Black Women In Speech About Racial Inequities</w:t>
+        <w:t>Ha Jin's Cultural Revolution</w:t>
       </w:r>
     </w:p>
     <w:p>
@@ -17,17 +17,17 @@
     </w:p>
     <w:p>
       <w:r>
-        <w:t>Date: 2019-11-21</w:t>
+        <w:t>Date: 2000-02-06</w:t>
       </w:r>
     </w:p>
     <w:p>
       <w:r>
-        <w:t>Section: US; politics</w:t>
+        <w:t>Section: Section 6; ; Section 6; Page 38; Column 1; Magazine Desk ; Column 1;</w:t>
       </w:r>
     </w:p>
     <w:p>
       <w:r>
-        <w:t>Source file: NYT/16.DOCX</w:t>
+        <w:t>Source file: NYT/54.DOCX</w:t>
       </w:r>
     </w:p>
     <w:p>
@@ -49,75 +49,84 @@
     </w:p>
     <w:p>
       <w:r>
-        <w:t>In events across Atlanta, Ms. Warren, Bernie Sanders and others described how they would address the concerns and priorities of black voters.</w:t>
+        <w:t>On a bright fall morning in 1985, xuefei jin walked out of Logan airport in Boston and took his first real gulp of American air. It almost sent him to his knees. "There is a unique American smell that hits you when you arrive here," he says. "It is very sweet, like chemicals or a kind of perfume. It makes you sick for a while." Jin had flown from Beijing, a student visa stuffed into his pocket, to study American literature at Brandeis University. "I know people who came here from Asia and vomited for days. They couldn't even brush their teeth because the water smelled so different."</w:t>
         <w:br/>
-        <w:t>ATLANTA — One day after a televised debate featuring significant exchanges about race, Democratic presidential candidates fanned out across this capital of black political power to pitch their message to black voters and send a clear signal: Former Vice President Joseph R. Biden Jr. should not take support from African-Americans for granted.</w:t>
+        <w:t>Xuefei (pronounced shu-FAY) Jin, who writes under the pen name Ha Jin, is a courtly and soft-spoken man who punctuates stories like this one with a quick, apologetic laugh -- a laugh that says, "How silly this must all sound." He employs it often when talking about his early years in America, while recalling, for example, the menial jobs he took to pay the rent -- busing tables at a Friendly's restaurant, cleaning houses, working as a night watchman at a chemical factory -- or remembering why he initially thought all Americans must be rich. ("There were so many squirrels, and no one was trying to eat them.") It's a laugh that pops up everywhere, vanishing only when he talks about his decision, in the days following the Tiananmen Square massacre, in 1989, not to return to his native country. Or when he recalls the difficult months he spent trying to get permission from the Chinese government so that his wife, Lisha Bian, and later his young son, Wen, could join him in America.</w:t>
         <w:br/>
-        <w:t>Mr. Biden's strength with black voters has been a key force in helping him maintain a polling edge in the race, even as the candidacies of Senators Elizabeth Warren of Massachusetts and            Bernie Sanders of Vermont ascended among progressives. But on Thursday, both challengers — as well as Senators            Kamala Harris and            Cory Booker, two black candidates in the race, and other contenders — made explicit appeals about how they would address concerns and priorities of black voters.</w:t>
+        <w:t>Jin's laugh is abundantly in evidence on the windy December afternoon he takes me on an impromptu driving tour of Emory University in Atlanta, where he has taught since 1993. It's a bumpy ride in his small Chevrolet; every so often, Jin brakes suddenly, as if he has gotten lost in his own backyard. His driving skills are almost as shaky as his command of spoken English -- his Mandarin accent, with its hard "r" sound, remains strong. "It is very easy to lose your way in Atlanta," he says. "So many street names begin with the word 'peach."' He rolls down the window to look around, and he sucks down another deep lungful of American air. "I am very grateful for fall and winter," he says. "The rest of the year, Atlanta is pollen central."</w:t>
         <w:br/>
-        <w:t xml:space="preserve">Ms. Warren, who is Mr. Biden's leading rival in many state and national polls, took direct aim at his reliance on black support by delivering one of her biggest speeches of the campaign, describing how governments and powerful corporations use racism and racial injustice as a wedge to divide working-class people. And she argued that it was time for the nation's policies to include specific correctives to address discrimination. </w:t>
+        <w:t>Jin has more or less adjusted to America's complicated oxygen supply. But watching him grapple with the intricacies of its spoken language -- he often drops his articles, and an excruciatingly exact rendering of the quotation above would be, "Rest of year, Atlanta pollen central" -- is an experience that will startle anyone who first encountered his voice through his fiction. On the page, Jin has the kind of effortless command that most writers can only dream about. His first novel, "Waiting," the story of a Chinese doctor who wants to end his arranged marriage so he can marry a more modern woman, recently won a National Book Award, a mere 11 years after Jin began writing seriously in English. In the 50-year history of the awards, only two other writers who weren't native English speakers have taken home the fiction prize: Isaac Bashevis Singer and Jerzy Kosinski.</w:t>
         <w:br/>
-        <w:t>"Don't talk about race-neutral laws," she said at a rally on Thursday evening at Clark Atlanta University, a historically black institution. "The federal government helped create the racial divide in this country through decades of active, state-sponsored discrimination, and that means the federal government has a responsibility to fix it."</w:t>
+        <w:t>"Waiting" begins with the kind of economical but perfectly turned sentence that abounds in Jin's work -- Every summer Lin Kong returned to Goose Village to divorce his wife, Shuyu" -- and it casts a spell that doesn't break once over the course of the book's 308 pages. Set in northern China in the 1980's and based on a true story, the novel is a delicate portrait of a decent but oddly passionless man. It is also about a love triangle in which there's little genuine love to be found.</w:t>
         <w:br/>
-        <w:t>"The rich and the powerful want us to be afraid of each other," Ms. Warren told the crowd. "And why? Because they are afraid of us. Afraid of our numbers. Afraid of seeing us stand together."</w:t>
+        <w:t>Like all of Jin's work, "Waiting" has the stripped-down simplicity of a fable. The novel's protagonist, Lin Kong, is an urban doctor who left behind in the countryside the woman his family chose for him to marry -- a loyal wife whose Old World servility and bound feet embarrass him. Because he can't work up the nerve to force her to grant him a divorce, and because adultery is punished severely by the Communist Party, he is forced to wait 18 embittering years before he can be with the clever, educated nurse he thinks he loves. During those years he lives "like a sleepwalker, pulled and pushed by others' opinions." Worse, he comes to realize he may have been waiting for the wrong woman.</w:t>
         <w:br/>
-        <w:t>Ms. Warren also spoke directly to white voters, and pushed back on the notion that racial equity comes at the cost of white Americans.</w:t>
+        <w:t>"Waiting" is set just after the end of the Cultural Revolution, and Jin forcefully evokes a world in which both petty rules and local gossips could ruin a life in an instant. It's a world he remembers all too well. "In China there was no privacy," the 43-year-old writer says. "Your banker would tell your neighbors how much money you had in your bank account! It was something you didn't even question."</w:t>
         <w:br/>
-        <w:t>"I just want to speak directly to the question on some white people's minds when we talk about the need to address what our government has done in black communities: the uncomfortable question of, 'What will this mean for me?'" Ms. Warren said. "The truth is, when we come together, we can all move forward."</w:t>
+        <w:t>These kinds of memories remain vivid for Jin, which helps explain why none of his fiction is set in America, even though all of it has been written since his arrival here in 1985. (In addition to "Waiting," he has published a novella, two short-story collections and two volumes of poetry.) Unlike almost every other Asian-American novelist who has attracted notice in the United States -- Gish Jen, Amy Tan and Chang-rae Lee, to name but a few -- Jin steers clear of the bumpy politics of assimilation.</w:t>
         <w:br/>
-        <w:t>Ms. Warren's speech was a thematic continuation of her rally in New York City in September, when she used the Triangle shirtwaist factory fire of 1911 to tell a story of government regulation and the political power of women's voices. In her speech on Thursday Ms. Warren leaned on history again, citing the black women-led strike of Atlanta washerwomen in 1881.</w:t>
+        <w:t>The exoticism of his northern Chinese locales separates him from these writers, but so does the almost classical rigor of his storytelling. If the lucidity and focus of "Waiting" puts you in mind of Russian masters like Gogol and Chekhov, that's no accident. Jin reads and rereads these writers, he says, to remind him of what fiction is supposed to be. "You read so many novels these days by young writers and they feel so ephemeral," he says. "They are full of references to TV shows and movies. What's important is to get human feeling onto paper. That's what is timeless, and that's what you get from Tolstoy and from Gogol and from Chekhov."</w:t>
         <w:br/>
-        <w:t>Ms. Warren was introduced by Representative Ayanna S. Pressley of Massachusetts, the black lawmaker who has become one of Ms. Warren's top surrogates after her recent endorsement. Ms. Pressley helped Ms. Warren            calm a group of pro-charter school protesters who disrupted her speech.</w:t>
+        <w:t>In a funny way, says the Chinese-American novelist Gish Jen, the timeless quality of Jin's writing may be among the few really new things happening in American fiction right now. "The whole idea of looking to masters instead of overturning something is very Chinese," she says. "On some level, Ha Jin has chosen mastery over genius. It's as if he said, 'I am going to make something like that.' This never happens with American writers. We are too beset with the anxiety of influence. What he's doing is very challenging, and I am interested to see how the American literati pick it up and deal with it."</w:t>
         <w:br/>
-        <w:t>Earlier that day, several other candidates also targeted black voters, speaking at a breakfast held by the Rev. Al Sharpton's National Action Network. Ms. Harris attended a "black women power breakfast" with several of Atlanta's leading black women professionals. And Mr. Sanders also held a rally on the campus of a historically black college.</w:t>
+        <w:t>The glamorous world of the literati is something Jin himself knows little about. He is a small, somewhat awkward man who can appear to be here but not here in America, and that's not just because he gets lost easily or still struggles with spoken English. Jin has almost zero affinity for American popular culture -- he can't remember the last movie he saw, and his TV knowledge is limited to unhip shows like "Walker, Texas Ranger." In many ways, he resembles the brilliant but slightly bumbling foreign academic in one of his own favorite novels, Vladimir Nabokov's "Pnin."</w:t>
         <w:br/>
-        <w:t>At Morehouse College, standing near a statue of the Rev. Dr. Martin Luther King Jr., Mr. Sanders invoked his own background in a pitch to black voters. As a Jewish man whose family escaped Nazi Germany, he learned about the cruelties of racism through his family's stories of fleeing discrimination, he said.</w:t>
+        <w:t>Jin's monkishness becomes apparent the moment you step into his house, a small brick ranch in a drab suburb northeast of Atlanta. The faux-wood-paneled living room is decorated in a style that might best be described as Grad School Provisional. Besides books in English and Chinese, there are a couple of inexpensive vinyl-covered couches, and, most notably, there is a Ping-Pong table that takes up half the room. ("My wife always beats me," Jin says.) Yet he plays only rarely, he confesses. Often he works so late that he ends up sleeping in his office -- in a small bed placed near his computer.</w:t>
         <w:br/>
-        <w:t>"A lot of people in my father's family did not make it out of Poland, and they were murdered by the father of white supremacy, Adolf Hitler," he said.</w:t>
+        <w:t>As Xuefei Jin picks at the platters of food that have been spread across the living-room coffee table -- there are oranges, cookies and plastic jugs of Gatorade and apple juice -- he tells me he's not sure what surprises him more: that he has become a writer, or that he has made a life for his family in America. "It wasn't supposed to work out this way," he says. "This is not where I thought I would be."</w:t>
         <w:br/>
-        <w:t>Black voters are an important constituency in the Democratic Party, and the candidate who has won a majority of the black vote has almost always gone on to be the party's nominee. But in a race with multiple black candidates and with white candidates promising policies specifically addressing racial inequities, the diversity of the black electorate — with respect to age, gender, education levels and ideology — has been on display.</w:t>
+        <w:t>When Jin arrived at Brandeis in 1985, he not only didn't plan on becoming a writer, he also didn't plan on staying in the United States. "I just wanted to get my Ph.D. so I could get a good teaching job when I went back," he says. To ensure that Jin would indeed return, the Chinese government made him leave his wife and young son behind. "My first years here were very exciting but very lonely," he says. "My wife and I wrote many, many letters."</w:t>
         <w:br/>
-        <w:t>Still, it has been difficult for candidates to wrest black support away from Mr. Biden. He has been buttressed by sky-high name recognition, association with former President Barack Obama and his promise that he is best suited to win the white working-class voters who helped deliver the last election to President Trump.</w:t>
+        <w:t>Jin's scholarship ran out after a year, and he began working odd jobs to cover his living expenses. It was while at one of these jobs, as a night watchman at a chemical factory, that he began doing his first writing in English -- a language that he studied for several years in China, but one that he had not yet come close to mastering. "I was just dabbling," he says of these early experiments. But as he wrote, he sensed a freedom in English that he had never felt in his native language. "I had written a few poems in Chinese, but I wasn't happy with them. The Chinese language is very literary and highbrow and detached from the spoken word. It doesn't have the flexibility that English has. So I slowly began to squeeze the Chinese literary mentality out of my mind."</w:t>
         <w:br/>
-        <w:t>On Thursday, Mr. Biden met with a group of black mayors, including Keisha Lance Bottoms of Atlanta, who has endorsed him, before leaving for a town hall event in South Carolina, an early primary state where he leads in the polls.</w:t>
+        <w:t>At the prompting of a professor, Jin took some of his work to the poet Frank Bidart, who was teaching at Brandeis. "It was extraordinary to find something this shaped from someone whose first language was not English," Bidart recalls. "He had this remarkable idiom." One of Jin's poems, "The Dead Soldier's Talk," was so good that Bidart read it over the telephone to Jonathan Galassi, who was then poetry editor of The Paris Review (and now editor in chief of Farrar, Straus &amp; Giroux). Galassi immediately accepted the poem; a few years later, Jin's first book of poetry, "Between Silences," was published by the University of Chicago Press.</w:t>
         <w:br/>
-        <w:t>Speaking to reporters in Atlanta, Mr. Biden cited his long relationship with the African-American community in Delaware when asked about his support among black voters. "I've always been comfortable in the community, and I think that the community's always been comfortable with me," Mr. Biden said.</w:t>
+        <w:t>Around this time, Jin began experiencing severe stomach problems. The Chinese government grudgingly allowed his wife to come to the States to care for him; the pains soon went away, and in 1989 he prepared to return to China with his wife. But something happened, Jin says, "that changed everything for me." Student protesters had gathered in Tiananmen Square, and Jin and Bian spent several days glued to the television screen in their small Boston apartment. "I was not mentally prepared for what happened," he says of the government's crackdown. "I had always thought that the Chinese Army was there to serve and protect the people." Disillusioned, Jin decided not to return to China and began working to get his son, Wen, out of the country as well. To his astonishment, Chinese authorities allowed Wen to board a flight to the United States a few months later.</w:t>
         <w:br/>
-        <w:t>In Wednesday night's debate, Mr. Booker criticized Mr. Biden for his opposition to legalizing marijuana, noting that black marijuana users are more frequently penalized than white ones.</w:t>
+        <w:t>Wanting to write fiction as well as poetry, Jin enrolled in a master's program at Boston University, where his work was embraced by teachers like Leslie Epstein. But his accent, which was still terribly thick, made workshop discussions difficult. What's more, Jin's subject matter turned off some classmates. One of his classmates was Jhumpa Lahiri, whose first collection of stories, "Interpreter of Maladies," appeared last year. "He is such a gentle man, but his stories really pushed people's buttons," she says. "There were a lot of brutal rape scenes in them. One was about a man who castrates himself. I remember people being shocked and outraged by some of it."</w:t>
         <w:br/>
-        <w:t>"Black voters are pissed off and they're worried," Mr. Booker said, adding that while he had "a lot of respect" for Mr. Biden, "this week I hear him literally say that 'I don't think we should legalize marijuana.'"</w:t>
+        <w:t>Epstein remembers those heated discussions well. "Ha Jin is one of the great poets of rape," he says. "One of his best stories, 'Man to Be,' has this terrible, terrific rape scene in which a man recovers his humanity when he looks into the eyes of the woman he is about to rape." One of the most powerful moments in "Waiting," too, is a rape scene. While Lin Kong dithers about divorcing his wife, his girlfriend is brutally raped, and Lin Kong is convinced, perhaps with some justification, that it is his fault. "Indecisiveness," he thinks, "had opened the door to the wolf."</w:t>
         <w:br/>
-        <w:t>Looking directly at Mr. Biden, Mr. Booker said, "I thought you might have been high when you said it."</w:t>
+        <w:t>Jin laughs uncomfortably when I tell him that he has been described as a "great poet of rape." "My stories are not gentle stories," he says. "The question for me has always been, How do you write about terrible things without resorting to vulgarity? I think I might push things farther than people expect. But that's how you test yourself as a writer."</w:t>
         <w:br/>
-        <w:t>At a ministers' breakfast meeting sponsored by the National Action Network, Mr. Booker continued his pitch a day later as the best candidate to address racial inequities in the economy and criminal justice.</w:t>
+        <w:t>Jin has remained in academe, having taught writing at Boston University for a few years before moving to Emory. Settled in Atlanta, Jin began publishing his work. His first story collection, "Ocean of Words," appeared in 1996 and won a PEN/Hemingway prize; a 1997 collection, "Under the Red Flag," won the Flannery O'Connor Award for Short Fiction. As the awards for his work began piling up, Jin says, he began to be asked the same question over and over at readings and book signings: how can someone write English so fluidly, yet speak it so haltingly? "I always give the same response," he says. "On the page, I can spend all the time I need. I can be patient. I can work and work until I think I've almost got it right."</w:t>
         <w:br/>
-        <w:t>"The black-white wealth gap is growing. The leading cause of death for African-American boys and men is murder," Mr. Booker said. "We are at a point now that there's more African-Americans under criminal supervision than all the slaves in 1850."</w:t>
+        <w:t>Jin was born in 1956 in the northern Chinese city of Jinzhou, where his father, a military officer, was stationed. At age 7, he was shipped off to boarding school, where he studied for two years, until Mao Zedong ordered all of China's schools closed at the start of the Cultural Revolution.</w:t>
         <w:br/>
-        <w:t>In impassioned remarks colored with scripture, Mr. Booker said the country needed to "ensure that the next president of the United States doesn't have an academic appreciation of these issues, but actually has a passion, has an instinctual connection — is someone that we can trust to bring these issues to the front and center of the national agenda."</w:t>
+        <w:t>He returned home to chaos. "Because my grandfather had been a landowner, my mother was criticized very severely," he recalls. "People did terrible things to her. She was once thrown into a trash can." Soldiers burned books owned by Jin's father in a bonfire on the city's streets.</w:t>
         <w:br/>
-        <w:t>A number of other candidates also toured Atlanta, making a concerted pitch to black voters. Senator Amy Klobuchar of Minnesota, Mayor            Pete Buttigieg of South Bend, Ind., the entrepreneur            Andrew Yang and the billionaire former hedge fund manager            Tom Steyer attended Mr. Sharpton's breakfast, too.</w:t>
+        <w:t>With no school to attend and little else to do, Jin joined the Little Red Guard, where he spent a few years "wearing red armbands, waving flags and singing revolutionary songs" before lying about his age and signing up, at 14, with the People's Liberation Army. At the time, there were rumors that Russia was planning an attack on China, and Jin did not want to die at home in a bomb shelter. "Like everyone else, I wanted to be a hero, a martyr," he says. Jin spent a year shivering on the Russian border, a year that provided the raw material for his first collection, "Ocean of Words," a cycle of stories about Chinese soldiers who await the outbreak of war and struggle, sometimes comically, to cleanse themselves of "bourgeois sentiment."</w:t>
         <w:br/>
-        <w:t>Mr. Buttigieg sought to establish common ground with the black audience, pointing out that, as a gay man, he had benefited from black activism during the civil rights movement.</w:t>
+        <w:t>The Russian attack never came, but something else happened: Jin came upon a worn Chinese translation of "War and Peace." "I was almost illiterate and could barely read it," he says. "But I remember thinking to myself: What a revelation this is. I'm here fighting the Russians, and Tolstoy showed me that the Russians were just like me."</w:t>
         <w:br/>
-        <w:t>But he has struggled to build support among this constituency. A recent South Carolina poll showed he is the choice of fewer than 1 percent of black likely Democratic voters there.</w:t>
+        <w:t>Jin was discharged when he was 19. Because the schools were still closed, he took a job as a telegraph operator in a remote northern city. For once he had ample time to read. Even better, a local radio station began broadcasting an English-language program from 5 to 5:30 a.m. six days a week. He listened avidly and set himself a goal: to read Friedrich Engels's "Condition of the Working Class in England" in its original English. "It was a stupid goal," he says. "I didn't come close."</w:t>
         <w:br/>
-        <w:t>Ms. Harris held a morning breakfast event for black women in Atlanta. Though her candidacy has fallen from its once front-runner status, Ms. Harris made clear that she remains the only black woman in the race, and pitched herself as someone who can uniquely understand black communities.</w:t>
+        <w:t>When China's colleges finally reopened in 1977, Jin was admitted to Heilongjiang University in the northeastern city of Harbin as an English major. He spent four years there, listening to tapes and reciting English phrases until his mouth felt as if it would fall off into his hands. "I hated it," he says. "I simply couldn't say the words. They twisted your tongue, your muscles, too much. We all went to the clinic regularly to get painkillers."</w:t>
         <w:br/>
-        <w:t>Ms. Harris said her criminal justice record was better than those of the race's white front-runners.</w:t>
+        <w:t>In the early 80's, just as China was beginning to liberalize, Jin enrolled at Shandong University in eastern China, where he got a master's degree in what was becoming a fashionable intellectual topic: American literature. "Like everyone else, I became obsessed with Faulkner, with Roethke, with Bellow," he says. "It was finally O.K. to read these writers."</w:t>
         <w:br/>
-        <w:t>"There are people on that debate stage who wrote the crime bill, who voted for the crime bill  who have not had the language to know what this is about until just the last couple years. Are you kidding me?" Ms. Harris said. "Where were these folks when I was creating a national model around what we need to do to end mass incarceration and the war on drugs?"</w:t>
+        <w:t>At Shandong University, Jin met visiting U.S. scholars who encouraged him to study in America. Around this time, Jin also met his future wife, who was teaching mathematics at Shandong. What's more, he stumbled upon the story that would ultimately emerge in "Waiting." While visiting Bian's parents, who were army doctors, he heard the story of another doctor at their hospital who had waited 18 years to get a divorce. "Intuitively, I knew this would make a great story," he says, "but I never thought I would write it. You needed skill to write a story like that. I didn't have it."</w:t>
         <w:br/>
-        <w:t>At the debate, Mr. Biden touted his support among black voters, saying, "I come out of the black community in terms of my support." But then he mistakenly said he had the endorsement of the "only African-American woman that had ever been elected to the United States Senate."</w:t>
+        <w:t>When Jin finally did sit down to begin "Waiting," in the early 90's, he still wasn't sure he could bring the story off. "I was terrified because I didn't know if it was any good," he recalls. Fortunately, LuAnn Walther, an editor at Pantheon, found the novel very good indeed. After years of advances and royalties that were rarely more than a few thousand dollars, Pantheon bought "Waiting" at auction for $50,000, and the foreign rights later sold for another $50,000. "I finally felt like I could breathe," Jin says.</w:t>
         <w:br/>
-        <w:t>He was apparently referring to former Senator Carol Moseley Braun of Illinois — the first black woman to become a senator.</w:t>
+        <w:t>It has grown dark outside, and the oranges and cookies are almost gone, when Jin suggests heading out in search of some real food. We pile into his car along with Bian and Wen and drive to a Malaysian restaurant in Chamblee, another suburb. With the recent influx of Asian immigrants, the area has been nicknamed "Chambodia." Along the way we pass strip malls with Korean hair salons and Vietnamese noodle shops, and Jin points out several excellent Chinese bookstores. As much as he appreciates the bookstores, he says, they are a constant reminder that his own books are not available in mainland China. None of his work has been published there. "The American media sometimes portrays me as a dissident, as an exile, although I'm not sure I really am one," he says. News that a Taiwanese publisher will translate "Waiting" has inspired some hope. "I'd like my parents and my brothers and sisters to be able to read my work."</w:t>
         <w:br/>
-        <w:t xml:space="preserve">He failed to mention Ms. Harris, the second black woman elected to the Senate, who was standing on the same stage. </w:t>
+        <w:t>At the restaurant, Jin digs into a whole sauce-covered snapper and discusses his future projects. He is currently polishing a collection of short stories that are set in the same city where "Waiting" takes place and developing a novel that he describes as being about insanity. "It's about a professor in China who has had a stroke but who remains quite articulate," Jin says. "He talks a lot of nonsense but also a lot of truth." Once these books are finished, Jin says, he plans to put China behind him and write his first novel set in the United States. "I have been gathering some ideas," he says.</w:t>
         <w:br/>
-        <w:t>Stephanie Saul contributed reporting from New York.</w:t>
+        <w:t>The idea of writing about America clearly intimidates him, so I'm almost entirely kidding when I ask him if he'll try a frenetic, jumbo-size Atlanta novel along the lines of "A Man in Full." Jin takes the question seriously, however. He has read Tom Wolfe's book, and he praises its abundance of "great detail" while making it clear that it's not his kind of thing.</w:t>
         <w:br/>
-        <w:t xml:space="preserve">Thomas Kaplan contributed reporting. </w:t>
+        <w:t>"I may not understand America very deeply in that way," he says, "but perhaps I can make sense of it from a different angle, from an immigrant's perspective." Jin smiles. "This book will be a great hurdle for me. I will have to write it very slowly."</w:t>
         <w:br/>
-        <w:t>PHOTOS: Senator Elizabeth Warren argued that it was time for the nation's policies to include specific correctives to address discrimination. (PHOTOGRAPH BY RUTH FREMSON/THE NEW YORK TIMES); Senator Cory Booker, coming off a strong debate showing, spoke at the National Action Network Southeast Regional Conference. (PHOTOGRAPH BY DUSTIN CHAMBERS FOR THE NEW YORK TIMES)</w:t>
+        <w:br/>
+        <w:t>http://www.nytimes.com</w:t>
+        <w:br/>
+        <w:br/>
+        <w:t>Graphic</w:t>
+        <w:br/>
+        <w:br/>
+        <w:t xml:space="preserve"> </w:t>
+        <w:br/>
+        <w:t>Photos: American dream: Ha Jin with his wife and son, making a new life in suburbia. (Jessica Wynne for The New York Times)</w:t>
       </w:r>
     </w:p>
     <w:sectPr>
